--- a/ru/discovery-articles/7.1 Искусственный интеллект.docx
+++ b/ru/discovery-articles/7.1 Искусственный интеллект.docx
@@ -4,136 +4,103 @@
   <w:body>
     <w:p>
       <w:pPr>
-        <w:spacing w:before="0" w:after="80"/>
+        <w:pStyle w:val="Title"/>
+        <w:widowControl/>
       </w:pPr>
       <w:r>
-        <w:rPr>
-          <w:rFonts w:ascii="Calibri" w:hAnsi="Calibri" w:cs="Calibri"/>
-          <w:b/>
-          <w:color w:val="2E74B5"/>
-          <w:sz w:val="20"/>
-        </w:rPr>
-        <w:t>7. Новые и преобразующие технологии</w:t>
+        <w:t>7.1 Искусственный интеллект</w:t>
       </w:r>
     </w:p>
     <w:p>
       <w:pPr>
         <w:keepNext/>
-        <w:spacing w:before="0" w:after="120"/>
+        <w:widowControl/>
       </w:pPr>
       <w:r>
         <w:rPr>
-          <w:rFonts w:ascii="Calibri" w:hAnsi="Calibri" w:cs="Calibri"/>
-          <w:b/>
-          <w:color w:val="0B2545"/>
-          <w:sz w:val="48"/>
+          <w:sz w:val="20"/>
         </w:rPr>
-        <w:t>7.1 Искусственный интеллект</w:t>
+        <w:t>7. Новые технологии, меняющие мир</w:t>
       </w:r>
     </w:p>
     <w:p>
       <w:pPr>
-        <w:spacing w:before="0" w:after="200" w:line="276" w:lineRule="auto"/>
+        <w:keepNext/>
+        <w:widowControl/>
       </w:pPr>
       <w:r>
         <w:rPr>
-          <w:rFonts w:ascii="Calibri" w:hAnsi="Calibri" w:cs="Calibri"/>
-          <w:i/>
-          <w:color w:val="666666"/>
-          <w:sz w:val="21"/>
+          <w:sz w:val="20"/>
         </w:rPr>
-        <w:t>Период: 1950 год — тест Тьюринга; 1956 год — Дартмутская конференция и появление термина «искусственный интеллект»; современный подъём — примерно с 2012 года | Ключевые фигуры: Алан Тьюринг; Джон Маккарти; Марвин Минский; Джеффри Хинтон; Янн Лекун; Йошуа Бенджио</w:t>
+        <w:t>Период: 1950 год — тест Тьюринга; 1956 год — Дартмутский семинар и название; современный подъём примерно с 2012 года | Основные участники: Алан Тьюринг, Джон Маккарти, Марвин Минский, Джеффри Хинтон, Ян Лекун, Йошуа Бенжио</w:t>
       </w:r>
     </w:p>
     <w:p>
       <w:pPr>
-        <w:spacing w:before="0" w:after="200" w:line="300" w:lineRule="auto"/>
+        <w:widowControl/>
       </w:pPr>
       <w:r>
-        <w:rPr>
-          <w:rFonts w:ascii="Calibri" w:hAnsi="Calibri" w:cs="Calibri"/>
-          <w:color w:val="0B2545"/>
-          <w:sz w:val="23"/>
-        </w:rPr>
-        <w:t>Искусственный интеллект стремится научить машины выполнять задачи, которые кажутся требующими человеческого разума: от распознавания речи до игры в сложные игры. Современные системы находят закономерности в огромных массивах данных.</w:t>
+        <w:t>Искусственный интеллект позволяет машинам выполнять задачи, которые, казалось бы, требуют человеческого разума: распознавать речь, играть в игры и многое другое. Современные системы учатся находить закономерности в больших объёмах данных.</w:t>
       </w:r>
     </w:p>
     <w:p>
       <w:pPr>
         <w:pStyle w:val="Heading1"/>
+        <w:widowControl/>
       </w:pPr>
       <w:r>
-        <w:t>Ключевые факты</w:t>
+        <w:t>Кратко о главном</w:t>
       </w:r>
     </w:p>
     <w:p>
       <w:pPr>
-        <w:keepLines/>
-        <w:spacing w:after="80" w:line="300" w:lineRule="auto"/>
-        <w:numPr>
-          <w:ilvl w:val="0"/>
-          <w:numId w:val="10"/>
-        </w:numPr>
+        <w:pStyle w:val="ListBullet"/>
+        <w:widowControl/>
       </w:pPr>
       <w:r>
-        <w:t>В 1950 году Алан Тьюринг задал вопрос, могут ли машины мыслить, и предложил способ проверки.</w:t>
+        <w:t>В 1950 году Тьюринг поставил вопрос о мышлении машин и предложил тест.</w:t>
       </w:r>
     </w:p>
     <w:p>
       <w:pPr>
-        <w:keepLines/>
-        <w:spacing w:after="80" w:line="300" w:lineRule="auto"/>
-        <w:numPr>
-          <w:ilvl w:val="0"/>
-          <w:numId w:val="10"/>
-        </w:numPr>
+        <w:pStyle w:val="ListBullet"/>
+        <w:widowControl/>
       </w:pPr>
       <w:r>
-        <w:t>Дартмутский семинар 1956 года распространил название «искусственный интеллект».</w:t>
+        <w:t>Семинар 1956 года популяризировал название направления.</w:t>
       </w:r>
     </w:p>
     <w:p>
       <w:pPr>
-        <w:keepLines/>
-        <w:spacing w:after="80" w:line="300" w:lineRule="auto"/>
-        <w:numPr>
-          <w:ilvl w:val="0"/>
-          <w:numId w:val="10"/>
-        </w:numPr>
+        <w:pStyle w:val="ListBullet"/>
+        <w:widowControl/>
       </w:pPr>
       <w:r>
-        <w:t>Машинное обучение позволяет программе совершенствоваться на примерах, а не только следовать вручную записанным правилам.</w:t>
+        <w:t>Машинное обучение улучшает программу по примерам, а не только написанным вручную правилам.</w:t>
       </w:r>
     </w:p>
     <w:p>
       <w:pPr>
-        <w:keepLines/>
-        <w:spacing w:after="80" w:line="300" w:lineRule="auto"/>
-        <w:numPr>
-          <w:ilvl w:val="0"/>
-          <w:numId w:val="10"/>
-        </w:numPr>
+        <w:pStyle w:val="ListBullet"/>
+        <w:widowControl/>
       </w:pPr>
       <w:r>
-        <w:t>Примерно с 2012 года глубокие нейронные сети вызвали новый бурный рост отрасли.</w:t>
+        <w:t>Глубокие нейросети вызвали подъём после примерно 2012 года.</w:t>
       </w:r>
     </w:p>
     <w:p>
       <w:pPr>
-        <w:keepLines/>
-        <w:spacing w:after="80" w:line="300" w:lineRule="auto"/>
-        <w:numPr>
-          <w:ilvl w:val="0"/>
-          <w:numId w:val="10"/>
-        </w:numPr>
+        <w:pStyle w:val="ListBullet"/>
+        <w:widowControl/>
       </w:pPr>
       <w:r>
-        <w:t>Искусственный интеллект — это совокупность методов, а не единая сознательная машина.</w:t>
+        <w:t>ИИ — набор методов, не одна сознательная машина.</w:t>
       </w:r>
     </w:p>
     <w:p>
       <w:pPr>
         <w:pStyle w:val="Heading1"/>
+        <w:widowControl/>
       </w:pPr>
       <w:r>
         <w:t>Что это такое</w:t>
@@ -141,143 +108,101 @@
     </w:p>
     <w:p>
       <w:pPr>
-        <w:keepLines w:val="0"/>
+        <w:widowControl/>
       </w:pPr>
       <w:r>
-        <w:t>Искусственный интеллект, или ИИ, — область информатики, создающая системы для классификации изображений, перевода языков, выбора ходов в игре и генерации текста или картинок. Главным современным подходом стало машинное обучение: программа изменяет внутренние числовые параметры, чтобы её ответы всё лучше соответствовали примерам.</w:t>
-      </w:r>
-    </w:p>
-    <w:p>
-      <w:pPr>
-        <w:keepLines w:val="0"/>
-      </w:pPr>
-      <w:r>
-        <w:t>Нейронная сеть представляет собой многоуровневую систему вычислений, отдалённо вдохновлённую устройством мозга, но не копирующую человеческий разум. Сегодняшний ИИ — мощная машина распознавания закономерностей, а не личность, спрятанная внутри компьютера.</w:t>
+        <w:t xml:space="preserve">Искусственный интеллект (ИИ) — область информатики, в которой создают системы для распознавания изображений, перевода, выбора ходов в игре, создания текстов и картинок. Основной современный подход — машинное обучение: программа подстраивает внутренние числовые параметры так, чтобы её результаты лучше соответствовали примерам. Нейронная сеть состоит из нескольких слоёв вычислений. Её устройство лишь отдалённо напоминает работу мозга: это не копия человеческого сознания. Современный ИИ умеет находить сложные закономерности, но за его ответами не скрывается человекоподобный разум.</w:t>
       </w:r>
     </w:p>
     <w:p>
       <w:pPr>
         <w:pStyle w:val="Heading1"/>
+        <w:widowControl/>
       </w:pPr>
       <w:r>
-        <w:t>Кто это открыл или изобрёл</w:t>
+        <w:t>Кто открыл или изобрёл</w:t>
       </w:r>
     </w:p>
     <w:p>
       <w:pPr>
-        <w:keepLines w:val="0"/>
+        <w:widowControl/>
       </w:pPr>
       <w:r>
-        <w:t>Философские истоки области связаны с Адой Лавлейс и Аланом Тьюрингом. Дартмутская конференция 1956 года, организованная Джоном Маккарти, Марвином Минским, Натаниэлем Рочестером и Клодом Шенноном, дала направлению его название. В первые десятилетия исследователи сочетали формальную логику, игры, а позднее статистическое обучение.</w:t>
-      </w:r>
-    </w:p>
-    <w:p>
-      <w:pPr>
-        <w:keepLines w:val="0"/>
-      </w:pPr>
-      <w:r>
-        <w:t>Джеффри Хинтон, Янн Лекун, Йошуа Бенджио и многие другие вернули нейронные сети в центр внимания. В 2012 году громкий успех системы распознавания изображений стал публичным переломным моментом, после чего крупные компании нарастили масштаб методов с помощью данных и вычислительных мощностей.</w:t>
+        <w:t>У философских истоков этого направления стояли Ада Лавлейс и Алан Тьюринг. Название закрепилось благодаря Дартмутскому семинару 1956 года, который организовали Джон Маккарти, Марвин Минский, Натаниэль Рочестер и Клод Шеннон. В первые десятилетия исследователи занимались логикой и играми, позднее — статистическими методами обучения. Джеффри Хинтон, Ян Лекун, Йошуа Бенжио и многие другие возродили интерес к нейронным сетям. Заметным переломом стал результат в распознавании изображений, полученный в 2012 году. Затем крупные компании расширили применение этих методов благодаря большим объёмам данных и вычислительным ресурсам.</w:t>
       </w:r>
     </w:p>
     <w:p>
       <w:pPr>
         <w:pStyle w:val="Heading1"/>
+        <w:widowControl/>
       </w:pPr>
       <w:r>
-        <w:t>Когда и как это появилось</w:t>
+        <w:t>Когда и как появилось</w:t>
       </w:r>
     </w:p>
     <w:p>
       <w:pPr>
-        <w:keepLines w:val="0"/>
+        <w:widowControl/>
       </w:pPr>
       <w:r>
-        <w:t>Сама идея стара, но современная волна стала возможной благодаря большим данным, графическим процессорам — микросхемам, хорошо выполняющим параллельные вычисления, — и огромному числу размеченных примеров из интернета. Периоды разочарования, известные как «зимы ИИ», наступали, когда обещания намного опережали возможности техники.</w:t>
-      </w:r>
-    </w:p>
-    <w:p>
-      <w:pPr>
-        <w:keepLines w:val="0"/>
-      </w:pPr>
-      <w:r>
-        <w:t>В 2010–2020-е годы сошлись облачные вычисления и гигантские коллекции текстов и изображений. Чат-боты и генераторы картинок сделали ИИ бытовым понятием. Реальные достижения пришли одновременно с ажиотажем.</w:t>
+        <w:t>Идея искусственного интеллекта возникла давно, но для нынешнего подъёма понадобились большие данные, размеченные примеры из интернета и графические процессоры (GPU), способные выполнять множество вычислений одновременно. Раньше за завышенными обещаниями следовали периоды разочарования — «зимы ИИ»: возможности оборудования не оправдывали ожиданий. В 2010–2020-х годах развитию помогли облачные вычисления и огромные собрания текстов и изображений. Чат-боты и генераторы картинок сделали ИИ привычной темой. Реальные достижения при этом сопровождались преувеличениями.</w:t>
       </w:r>
     </w:p>
     <w:p>
       <w:pPr>
         <w:pStyle w:val="Heading1"/>
+        <w:widowControl/>
       </w:pPr>
       <w:r>
-        <w:t>Научное значение</w:t>
+        <w:t>Значение для науки</w:t>
       </w:r>
     </w:p>
     <w:p>
       <w:pPr>
-        <w:keepLines w:val="0"/>
+        <w:widowControl/>
       </w:pPr>
       <w:r>
-        <w:t>Искусственный интеллект превратил вопросы о знании, зрении и языке в задачи, которые можно проверять экспериментально. Одновременно он выявил ограничения: предвзятость данных переходит в результат, а гладко написанный текст может оказаться ложным.</w:t>
-      </w:r>
-    </w:p>
-    <w:p>
-      <w:pPr>
-        <w:keepLines w:val="0"/>
-      </w:pPr>
-      <w:r>
-        <w:t>ИИ — и инженерная дисциплина, и зеркало когнитивной науки. Успех в узких задачах не означает общего понимания. Эта область заставляет точнее определять, что именно мы называем интеллектом.</w:t>
+        <w:t>ИИ позволил превратить вопросы о знании, зрении и языке в задачи, результаты которых можно проверять. Одновременно обнаружились ограничения: предвзятость исходных данных отражается в ответах, а связный текст может содержать ложные сведения. Это направление объединяет инженерную работу с изучением познания. Успех в узкой задаче ещё не означает общего понимания мира. Исследования ИИ заставляют точнее объяснять, что мы называем интеллектом.</w:t>
       </w:r>
     </w:p>
     <w:p>
       <w:pPr>
         <w:pStyle w:val="Heading1"/>
+        <w:widowControl/>
       </w:pPr>
       <w:r>
-        <w:t>Влияние на последующее развитие</w:t>
+        <w:t>Влияние на дальнейшее развитие</w:t>
       </w:r>
     </w:p>
     <w:p>
       <w:pPr>
-        <w:keepLines w:val="0"/>
+        <w:widowControl/>
       </w:pPr>
       <w:r>
-        <w:t>Обучающиеся системы применяются в поиске, картах, медицине, переводе и научных исследованиях. Робототехника и разработка беспилотного транспорта зависят от моделей восприятия.</w:t>
-      </w:r>
-    </w:p>
-    <w:p>
-      <w:pPr>
-        <w:keepLines w:val="0"/>
-      </w:pPr>
-      <w:r>
-        <w:t>Следующими задачами стали регулирование, безопасность и энергозатраты обучения. Символический ИИ по-прежнему важен там, где правила должны быть явными. Главный новый вопрос носит общественный характер: кто отвечает, когда модель ошибается.</w:t>
+        <w:t>Обучающиеся системы применяют в поиске, картах, медицине, переводе и научных исследованиях. Робототехника и разработки беспилотных автомобилей опираются на модели восприятия окружающей среды. Вместе с ними развиваются регулирование и исследования безопасности; всё больше внимания уделяют энергозатратам на обучение. Символический ИИ, основанный на явно заданных правилах, сохраняет значение там, где такие правила необходимы. Возникает и общественный вопрос: кто отвечает за ошибку модели?</w:t>
       </w:r>
     </w:p>
     <w:p>
       <w:pPr>
         <w:pStyle w:val="Heading1"/>
+        <w:widowControl/>
       </w:pPr>
       <w:r>
-        <w:t>Как это изменило жизнь людей</w:t>
+        <w:t>Как изменило жизнь людей</w:t>
       </w:r>
     </w:p>
     <w:p>
       <w:pPr>
-        <w:keepLines w:val="0"/>
+        <w:widowControl/>
       </w:pPr>
       <w:r>
-        <w:t>Люди получили полезные инструменты — более точные субтитры, быстрые черновики, подсказки при анализе медицинских снимков, — но одновременно столкнулись с мошенничеством, перестройкой занятости и автоматизированной несправедливостью.</w:t>
-      </w:r>
-    </w:p>
-    <w:p>
-      <w:pPr>
-        <w:keepLines w:val="0"/>
-      </w:pPr>
-      <w:r>
-        <w:t>Образование и искусство заново обсуждают понятие оригинальности. Обществу предстоит решить, где окончательное суждение обязательно должно оставаться за человеком. Проверяемый ИИ помогает; оставленный без контроля, он наполняет мир убедительно звучащими ошибками.</w:t>
+        <w:t>Люди получили более точные субтитры, возможность быстрее готовить черновики и подсказки при анализе медицинских снимков. Одновременно появились новые возможности для мошенничества, изменения в профессиях и риск несправедливых автоматических решений. В образовании и искусстве пересматривают представления об оригинальности. Обществу предстоит определить, где обязательно должна сохраняться человеческая оценка. ИИ полезен, когда его результаты проверяют; без проверки он способен распространять ошибки, изложенные уверенным тоном.</w:t>
       </w:r>
     </w:p>
     <w:p>
       <w:pPr>
         <w:pStyle w:val="Heading1"/>
+        <w:widowControl/>
       </w:pPr>
       <w:r>
         <w:t>Источники и литература</w:t>
@@ -286,170 +211,174 @@
     <w:p>
       <w:pPr>
         <w:pStyle w:val="Heading2"/>
+        <w:widowControl/>
       </w:pPr>
       <w:r>
-        <w:t>A. Книги и основные научные труды</w:t>
+        <w:rPr>
+          <w:sz w:val="20"/>
+        </w:rPr>
+        <w:t>Книги и основные научные труды</w:t>
       </w:r>
     </w:p>
     <w:p>
       <w:pPr>
-        <w:keepLines/>
-        <w:spacing w:after="80" w:line="300" w:lineRule="auto"/>
-        <w:numPr>
-          <w:ilvl w:val="0"/>
-          <w:numId w:val="11"/>
-        </w:numPr>
+        <w:widowControl/>
       </w:pPr>
       <w:r>
-        <w:t>Russell, Stuart, and Peter Norvig. Artificial Intelligence: A Modern Approach. 4th ed. Pearson, 2020.</w:t>
+        <w:rPr>
+          <w:sz w:val="20"/>
+        </w:rPr>
+        <w:t>1. Russell, Stuart, and Peter Norvig. Artificial Intelligence: A Modern Approach. 4th ed. Pearson, 2020.</w:t>
       </w:r>
     </w:p>
     <w:p>
       <w:pPr>
         <w:pStyle w:val="Heading2"/>
+        <w:widowControl/>
       </w:pPr>
       <w:r>
-        <w:t>C. Материалы научных учреждений и энциклопедий</w:t>
+        <w:rPr>
+          <w:sz w:val="20"/>
+        </w:rPr>
+        <w:t>Материалы организаций и энциклопедии</w:t>
       </w:r>
     </w:p>
     <w:p>
       <w:pPr>
-        <w:keepLines/>
-        <w:spacing w:after="80" w:line="300" w:lineRule="auto"/>
-        <w:numPr>
-          <w:ilvl w:val="0"/>
-          <w:numId w:val="12"/>
-        </w:numPr>
+        <w:widowControl/>
       </w:pPr>
       <w:r>
-        <w:t xml:space="preserve">Our World in Data. «Artificial Intelligence». </w:t>
+        <w:rPr>
+          <w:sz w:val="20"/>
+        </w:rPr>
+        <w:t xml:space="preserve">1. Our World in Data. 'Artificial Intelligence.' </w:t>
       </w:r>
+      <w:hyperlink r:id="rId9">
+        <w:r>
+          <w:rPr>
+            <w:sz w:val="20"/>
+          </w:rPr>
+          <w:t>https://ourworldindata.org/artificial-intelligence</w:t>
+        </w:r>
+      </w:hyperlink>
       <w:r>
-        <w:t xml:space="preserve"> </w:t>
+        <w:rPr>
+          <w:sz w:val="20"/>
+        </w:rPr>
+      </w:r>
+    </w:p>
+    <w:p>
+      <w:pPr>
+        <w:widowControl/>
+      </w:pPr>
+      <w:r>
+        <w:rPr>
+          <w:sz w:val="20"/>
+        </w:rPr>
+        <w:t xml:space="preserve">2. Stanford Encyclopedia of Philosophy. 'Artificial Intelligence.' </w:t>
+      </w:r>
+      <w:hyperlink r:id="rId10">
+        <w:r>
+          <w:rPr>
+            <w:sz w:val="20"/>
+          </w:rPr>
+          <w:t>https://plato.stanford.edu/entries/artificial-intelligence/</w:t>
+        </w:r>
+      </w:hyperlink>
+      <w:r>
+        <w:rPr>
+          <w:sz w:val="20"/>
+        </w:rPr>
+      </w:r>
+    </w:p>
+    <w:p>
+      <w:pPr>
+        <w:widowControl/>
+      </w:pPr>
+      <w:r>
+        <w:rPr>
+          <w:sz w:val="20"/>
+        </w:rPr>
+        <w:t xml:space="preserve">3. Encyclopaedia Britannica. 'Artificial intelligence.' </w:t>
       </w:r>
       <w:hyperlink r:id="rId11">
         <w:r>
           <w:rPr>
-            <w:color w:val="0563C1"/>
-            <w:u w:val="single"/>
+            <w:sz w:val="20"/>
           </w:rPr>
-          <w:t>https://ourworldindata.org/artificial-intelligence</w:t>
+          <w:t>https://www.britannica.com/technology/artificial-intelligence</w:t>
         </w:r>
       </w:hyperlink>
+      <w:r>
+        <w:rPr>
+          <w:sz w:val="20"/>
+        </w:rPr>
+      </w:r>
     </w:p>
     <w:p>
       <w:pPr>
-        <w:keepLines/>
-        <w:spacing w:after="80" w:line="300" w:lineRule="auto"/>
-        <w:numPr>
-          <w:ilvl w:val="0"/>
-          <w:numId w:val="12"/>
-        </w:numPr>
+        <w:widowControl/>
       </w:pPr>
       <w:r>
-        <w:t xml:space="preserve">Stanford Encyclopedia of Philosophy. «Artificial Intelligence». </w:t>
-      </w:r>
-      <w:r>
-        <w:t xml:space="preserve"> </w:t>
+        <w:rPr>
+          <w:sz w:val="20"/>
+        </w:rPr>
+        <w:t xml:space="preserve">4. Dartmouth College. Dartmouth Artificial Intelligence Conference historical notes. </w:t>
       </w:r>
       <w:hyperlink r:id="rId12">
         <w:r>
           <w:rPr>
-            <w:color w:val="0563C1"/>
-            <w:u w:val="single"/>
+            <w:sz w:val="20"/>
           </w:rPr>
-          <w:t>https://plato.stanford.edu/entries/artificial-intelligence/</w:t>
+          <w:t>https://home.dartmouth.edu/about/artificial-intelligence-ai-coined-dartmouth</w:t>
         </w:r>
       </w:hyperlink>
+      <w:r>
+        <w:rPr>
+          <w:sz w:val="20"/>
+        </w:rPr>
+      </w:r>
     </w:p>
     <w:p>
       <w:pPr>
-        <w:keepLines/>
-        <w:spacing w:after="80" w:line="300" w:lineRule="auto"/>
-        <w:numPr>
-          <w:ilvl w:val="0"/>
-          <w:numId w:val="12"/>
-        </w:numPr>
+        <w:pStyle w:val="Heading2"/>
+        <w:widowControl/>
       </w:pPr>
       <w:r>
-        <w:t xml:space="preserve">Encyclopaedia Britannica. «Artificial intelligence». </w:t>
+        <w:rPr>
+          <w:sz w:val="20"/>
+        </w:rPr>
+        <w:t>Космические агентства, лаборатории и научные организации</w:t>
       </w:r>
+    </w:p>
+    <w:p>
+      <w:pPr>
+        <w:widowControl/>
+      </w:pPr>
       <w:r>
-        <w:t xml:space="preserve"> </w:t>
+        <w:rPr>
+          <w:sz w:val="20"/>
+        </w:rPr>
+        <w:t xml:space="preserve">1. Google DeepMind. AlphaFold research overview. </w:t>
       </w:r>
       <w:hyperlink r:id="rId13">
         <w:r>
           <w:rPr>
-            <w:color w:val="0563C1"/>
-            <w:u w:val="single"/>
-          </w:rPr>
-          <w:t>https://www.britannica.com/technology/artificial-intelligence</w:t>
-        </w:r>
-      </w:hyperlink>
-    </w:p>
-    <w:p>
-      <w:pPr>
-        <w:keepLines/>
-        <w:spacing w:after="80" w:line="300" w:lineRule="auto"/>
-        <w:numPr>
-          <w:ilvl w:val="0"/>
-          <w:numId w:val="12"/>
-        </w:numPr>
-      </w:pPr>
-      <w:r>
-        <w:t xml:space="preserve">Dartmouth College. Исторические материалы о Дартмутской конференции по искусственному интеллекту. </w:t>
-      </w:r>
-      <w:r>
-        <w:t xml:space="preserve"> </w:t>
-      </w:r>
-      <w:hyperlink r:id="rId14">
-        <w:r>
-          <w:rPr>
-            <w:color w:val="0563C1"/>
-            <w:u w:val="single"/>
-          </w:rPr>
-          <w:t>https://home.dartmouth.edu/about/artificial-intelligence-ai-coined-dartmouth</w:t>
-        </w:r>
-      </w:hyperlink>
-    </w:p>
-    <w:p>
-      <w:pPr>
-        <w:pStyle w:val="Heading2"/>
-      </w:pPr>
-      <w:r>
-        <w:t>G. Космические агентства, лаборатории и научные организации</w:t>
-      </w:r>
-    </w:p>
-    <w:p>
-      <w:pPr>
-        <w:keepLines/>
-        <w:spacing w:after="80" w:line="300" w:lineRule="auto"/>
-        <w:numPr>
-          <w:ilvl w:val="0"/>
-          <w:numId w:val="13"/>
-        </w:numPr>
-      </w:pPr>
-      <w:r>
-        <w:t xml:space="preserve">Google DeepMind. Обзор исследований AlphaFold. </w:t>
-      </w:r>
-      <w:r>
-        <w:t xml:space="preserve"> </w:t>
-      </w:r>
-      <w:hyperlink r:id="rId15">
-        <w:r>
-          <w:rPr>
-            <w:color w:val="0563C1"/>
-            <w:u w:val="single"/>
+            <w:sz w:val="20"/>
           </w:rPr>
           <w:t>https://www.deepmind.com/research/highlighted-research/alphafold</w:t>
         </w:r>
       </w:hyperlink>
+      <w:r>
+        <w:rPr>
+          <w:sz w:val="20"/>
+        </w:rPr>
+      </w:r>
     </w:p>
     <w:sectPr>
-      <w:headerReference w:type="default" r:id="rId9"/>
-      <w:footerReference w:type="default" r:id="rId10"/>
-      <w:pgSz w:w="12240" w:h="15840"/>
-      <w:pgMar w:top="1440" w:right="1440" w:bottom="1440" w:left="1440" w:header="708" w:footer="708" w:gutter="0"/>
+      <w:footerReference w:type="default" r:id="rId14"/>
+      <w:pgSz w:w="11906" w:h="16838"/>
+      <w:pgMar w:top="1020" w:right="1134" w:bottom="1020" w:left="1134" w:header="720" w:footer="720" w:gutter="0"/>
       <w:cols w:space="720"/>
       <w:docGrid w:linePitch="360"/>
     </w:sectPr>
@@ -462,60 +391,11 @@
   <w:p>
     <w:pPr>
       <w:pStyle w:val="Footer"/>
-      <w:spacing w:before="0" w:after="0"/>
       <w:jc w:val="right"/>
     </w:pPr>
-    <w:r>
-      <w:rPr>
-        <w:rFonts w:ascii="Calibri" w:hAnsi="Calibri" w:cs="Calibri"/>
-        <w:color w:val="666666"/>
-        <w:sz w:val="18"/>
-      </w:rPr>
-      <w:t xml:space="preserve">Страница </w:t>
-    </w:r>
-    <w:r>
-      <w:rPr>
-        <w:rFonts w:ascii="Calibri" w:hAnsi="Calibri" w:cs="Calibri"/>
-        <w:color w:val="666666"/>
-        <w:sz w:val="18"/>
-      </w:rPr>
-      <w:fldChar w:fldCharType="begin"/>
-      <w:instrText xml:space="preserve"> PAGE </w:instrText>
-      <w:fldChar w:fldCharType="separate"/>
-      <w:t>1</w:t>
-      <w:fldChar w:fldCharType="end"/>
-    </w:r>
+    <w:fldSimple w:instr="PAGE"/>
   </w:p>
 </w:ftr>
-</file>
-
-<file path=word/header1.xml><?xml version="1.0" encoding="utf-8"?>
-<w:hdr xmlns:m="http://schemas.openxmlformats.org/officeDocument/2006/math" xmlns:mc="http://schemas.openxmlformats.org/markup-compatibility/2006" xmlns:mo="http://schemas.microsoft.com/office/mac/office/2008/main" xmlns:mv="urn:schemas-microsoft-com:mac:vml" xmlns:o="urn:schemas-microsoft-com:office:office" xmlns:r="http://schemas.openxmlformats.org/officeDocument/2006/relationships" xmlns:v="urn:schemas-microsoft-com:vml" xmlns:w10="urn:schemas-microsoft-com:office:word" xmlns:w14="http://schemas.microsoft.com/office/word/2010/wordml" xmlns:w="http://schemas.openxmlformats.org/wordprocessingml/2006/main" xmlns:wne="http://schemas.microsoft.com/office/word/2006/wordml" xmlns:wp14="http://schemas.microsoft.com/office/word/2010/wordprocessingDrawing" xmlns:wp="http://schemas.openxmlformats.org/drawingml/2006/wordprocessingDrawing" xmlns:wpc="http://schemas.microsoft.com/office/word/2010/wordprocessingCanvas" xmlns:wpg="http://schemas.microsoft.com/office/word/2010/wordprocessingGroup" xmlns:wpi="http://schemas.microsoft.com/office/word/2010/wordprocessingInk" xmlns:wps="http://schemas.microsoft.com/office/word/2010/wordprocessingShape" mc:Ignorable="w14 wp14">
-  <w:p>
-    <w:pPr>
-      <w:pStyle w:val="Header"/>
-      <w:spacing w:after="0"/>
-      <w:jc w:val="left"/>
-    </w:pPr>
-    <w:r>
-      <w:rPr>
-        <w:rFonts w:ascii="Calibri" w:hAnsi="Calibri" w:cs="Calibri"/>
-        <w:b/>
-        <w:color w:val="666666"/>
-        <w:sz w:val="18"/>
-      </w:rPr>
-      <w:t>Открытия и изобретения</w:t>
-    </w:r>
-    <w:r>
-      <w:rPr>
-        <w:rFonts w:ascii="Calibri" w:hAnsi="Calibri" w:cs="Calibri"/>
-        <w:color w:val="666666"/>
-        <w:sz w:val="18"/>
-      </w:rPr>
-      <w:t xml:space="preserve">    |    7. Новые и преобразующие технологии</w:t>
-    </w:r>
-  </w:p>
-</w:hdr>
 </file>
 
 <file path=word/numbering.xml><?xml version="1.0" encoding="utf-8"?>
@@ -718,78 +598,6 @@
   <w:num w:numId="9">
     <w:abstractNumId w:val="0"/>
   </w:num>
-  <w:abstractNum w:abstractNumId="9">
-    <w:multiLevelType w:val="singleLevel"/>
-    <w:lvl w:ilvl="0">
-      <w:start w:val="1"/>
-      <w:numFmt w:val="bullet"/>
-      <w:lvlText w:val="•"/>
-      <w:lvlJc w:val="left"/>
-      <w:pPr>
-        <w:tabs>
-          <w:tab w:val="num" w:pos="540"/>
-        </w:tabs>
-        <w:ind w:left="540" w:hanging="270"/>
-      </w:pPr>
-    </w:lvl>
-  </w:abstractNum>
-  <w:num w:numId="10">
-    <w:abstractNumId w:val="9"/>
-  </w:num>
-  <w:abstractNum w:abstractNumId="10">
-    <w:multiLevelType w:val="singleLevel"/>
-    <w:lvl w:ilvl="0">
-      <w:start w:val="1"/>
-      <w:numFmt w:val="decimal"/>
-      <w:lvlText w:val="%1."/>
-      <w:lvlJc w:val="left"/>
-      <w:pPr>
-        <w:tabs>
-          <w:tab w:val="num" w:pos="540"/>
-        </w:tabs>
-        <w:ind w:left="540" w:hanging="270"/>
-      </w:pPr>
-    </w:lvl>
-  </w:abstractNum>
-  <w:num w:numId="11">
-    <w:abstractNumId w:val="10"/>
-  </w:num>
-  <w:abstractNum w:abstractNumId="11">
-    <w:multiLevelType w:val="singleLevel"/>
-    <w:lvl w:ilvl="0">
-      <w:start w:val="1"/>
-      <w:numFmt w:val="decimal"/>
-      <w:lvlText w:val="%1."/>
-      <w:lvlJc w:val="left"/>
-      <w:pPr>
-        <w:tabs>
-          <w:tab w:val="num" w:pos="540"/>
-        </w:tabs>
-        <w:ind w:left="540" w:hanging="270"/>
-      </w:pPr>
-    </w:lvl>
-  </w:abstractNum>
-  <w:num w:numId="12">
-    <w:abstractNumId w:val="11"/>
-  </w:num>
-  <w:abstractNum w:abstractNumId="12">
-    <w:multiLevelType w:val="singleLevel"/>
-    <w:lvl w:ilvl="0">
-      <w:start w:val="1"/>
-      <w:numFmt w:val="decimal"/>
-      <w:lvlText w:val="%1."/>
-      <w:lvlJc w:val="left"/>
-      <w:pPr>
-        <w:tabs>
-          <w:tab w:val="num" w:pos="540"/>
-        </w:tabs>
-        <w:ind w:left="540" w:hanging="270"/>
-      </w:pPr>
-    </w:lvl>
-  </w:abstractNum>
-  <w:num w:numId="13">
-    <w:abstractNumId w:val="12"/>
-  </w:num>
 </w:numbering>
 </file>
 
@@ -798,7 +606,7 @@
   <w:docDefaults>
     <w:rPrDefault>
       <w:rPr>
-        <w:rFonts w:asciiTheme="minorHAnsi" w:eastAsiaTheme="minorEastAsia" w:hAnsiTheme="minorHAnsi" w:cstheme="minorBidi"/>
+        <w:rFonts/>
         <w:sz w:val="22"/>
         <w:szCs w:val="22"/>
         <w:lang w:val="en-US" w:eastAsia="en-US" w:bidi="ar-SA"/>
@@ -954,12 +762,13 @@
     <w:qFormat/>
     <w:rsid w:val="00FC693F"/>
     <w:pPr>
-      <w:widowControl/>
-      <w:spacing w:before="0" w:after="120" w:line="300" w:lineRule="auto"/>
+      <w:spacing w:after="120" w:line="259" w:lineRule="auto"/>
     </w:pPr>
     <w:rPr>
-      <w:rFonts w:ascii="Calibri" w:hAnsi="Calibri" w:cs="Calibri"/>
-      <w:sz w:val="22"/>
+      <w:rFonts w:ascii="Times New Roman" w:hAnsi="Times New Roman"/>
+      <w:color w:val="000000"/>
+      <w:sz w:val="24"/>
+      <w:lang w:val="ru-RU"/>
     </w:rPr>
   </w:style>
   <w:style w:type="paragraph" w:styleId="Header">
@@ -1017,16 +826,17 @@
     <w:pPr>
       <w:keepNext/>
       <w:keepLines/>
-      <w:spacing w:before="360" w:after="200"/>
+      <w:spacing w:before="480" w:after="120" w:line="259" w:lineRule="auto"/>
       <w:outlineLvl w:val="0"/>
     </w:pPr>
     <w:rPr>
-      <w:rFonts w:asciiTheme="majorHAnsi" w:eastAsiaTheme="majorEastAsia" w:hAnsiTheme="majorHAnsi" w:cstheme="majorBidi" w:ascii="Calibri" w:hAnsi="Calibri" w:cs="Calibri"/>
+      <w:rFonts w:ascii="Times New Roman" w:hAnsi="Times New Roman"/>
       <w:b/>
       <w:bCs/>
-      <w:color w:val="2E74B5"/>
-      <w:sz w:val="32"/>
+      <w:color w:val="000000"/>
+      <w:sz w:val="26"/>
       <w:szCs w:val="28"/>
+      <w:lang w:val="ru-RU"/>
     </w:rPr>
   </w:style>
   <w:style w:type="paragraph" w:styleId="Heading2">
@@ -1041,16 +851,17 @@
     <w:pPr>
       <w:keepNext/>
       <w:keepLines/>
-      <w:spacing w:before="280" w:after="140"/>
+      <w:spacing w:before="200" w:after="120" w:line="259" w:lineRule="auto"/>
       <w:outlineLvl w:val="1"/>
     </w:pPr>
     <w:rPr>
-      <w:rFonts w:asciiTheme="majorHAnsi" w:eastAsiaTheme="majorEastAsia" w:hAnsiTheme="majorHAnsi" w:cstheme="majorBidi" w:ascii="Calibri" w:hAnsi="Calibri" w:cs="Calibri"/>
+      <w:rFonts w:ascii="Times New Roman" w:hAnsi="Times New Roman"/>
       <w:b/>
       <w:bCs/>
-      <w:color w:val="2E74B5"/>
+      <w:color w:val="000000"/>
       <w:sz w:val="26"/>
       <w:szCs w:val="26"/>
+      <w:lang w:val="ru-RU"/>
     </w:rPr>
   </w:style>
   <w:style w:type="paragraph" w:styleId="Heading3">
@@ -1065,15 +876,14 @@
     <w:pPr>
       <w:keepNext/>
       <w:keepLines/>
-      <w:spacing w:before="200" w:after="100"/>
+      <w:spacing w:before="200" w:after="0"/>
       <w:outlineLvl w:val="2"/>
     </w:pPr>
     <w:rPr>
-      <w:rFonts w:asciiTheme="majorHAnsi" w:eastAsiaTheme="majorEastAsia" w:hAnsiTheme="majorHAnsi" w:cstheme="majorBidi" w:ascii="Calibri" w:hAnsi="Calibri" w:cs="Calibri"/>
+      <w:rFonts/>
       <w:b/>
       <w:bCs/>
-      <w:color w:val="1F4D78"/>
-      <w:sz w:val="24"/>
+      <w:color w:val="4F81BD" w:themeColor="accent1"/>
     </w:rPr>
   </w:style>
   <w:style w:type="paragraph" w:styleId="Heading4">
@@ -1093,7 +903,7 @@
       <w:outlineLvl w:val="3"/>
     </w:pPr>
     <w:rPr>
-      <w:rFonts w:asciiTheme="majorHAnsi" w:eastAsiaTheme="majorEastAsia" w:hAnsiTheme="majorHAnsi" w:cstheme="majorBidi"/>
+      <w:rFonts/>
       <w:b/>
       <w:bCs/>
       <w:i/>
@@ -1118,7 +928,7 @@
       <w:outlineLvl w:val="4"/>
     </w:pPr>
     <w:rPr>
-      <w:rFonts w:asciiTheme="majorHAnsi" w:eastAsiaTheme="majorEastAsia" w:hAnsiTheme="majorHAnsi" w:cstheme="majorBidi"/>
+      <w:rFonts/>
       <w:color w:val="243F60" w:themeColor="accent1" w:themeShade="7F"/>
     </w:rPr>
   </w:style>
@@ -1139,7 +949,7 @@
       <w:outlineLvl w:val="5"/>
     </w:pPr>
     <w:rPr>
-      <w:rFonts w:asciiTheme="majorHAnsi" w:eastAsiaTheme="majorEastAsia" w:hAnsiTheme="majorHAnsi" w:cstheme="majorBidi"/>
+      <w:rFonts/>
       <w:i/>
       <w:iCs/>
       <w:color w:val="243F60" w:themeColor="accent1" w:themeShade="7F"/>
@@ -1162,7 +972,7 @@
       <w:outlineLvl w:val="6"/>
     </w:pPr>
     <w:rPr>
-      <w:rFonts w:asciiTheme="majorHAnsi" w:eastAsiaTheme="majorEastAsia" w:hAnsiTheme="majorHAnsi" w:cstheme="majorBidi"/>
+      <w:rFonts/>
       <w:i/>
       <w:iCs/>
       <w:color w:val="404040" w:themeColor="text1" w:themeTint="BF"/>
@@ -1185,7 +995,7 @@
       <w:outlineLvl w:val="7"/>
     </w:pPr>
     <w:rPr>
-      <w:rFonts w:asciiTheme="majorHAnsi" w:eastAsiaTheme="majorEastAsia" w:hAnsiTheme="majorHAnsi" w:cstheme="majorBidi"/>
+      <w:rFonts/>
       <w:color w:val="4F81BD" w:themeColor="accent1"/>
       <w:sz w:val="20"/>
       <w:szCs w:val="20"/>
@@ -1208,7 +1018,7 @@
       <w:outlineLvl w:val="8"/>
     </w:pPr>
     <w:rPr>
-      <w:rFonts w:asciiTheme="majorHAnsi" w:eastAsiaTheme="majorEastAsia" w:hAnsiTheme="majorHAnsi" w:cstheme="majorBidi"/>
+      <w:rFonts/>
       <w:i/>
       <w:iCs/>
       <w:color w:val="404040" w:themeColor="text1" w:themeTint="BF"/>
@@ -1259,7 +1069,7 @@
     <w:uiPriority w:val="9"/>
     <w:rsid w:val="00FC693F"/>
     <w:rPr>
-      <w:rFonts w:asciiTheme="majorHAnsi" w:eastAsiaTheme="majorEastAsia" w:hAnsiTheme="majorHAnsi" w:cstheme="majorBidi"/>
+      <w:rFonts/>
       <w:b/>
       <w:bCs/>
       <w:color w:val="365F91" w:themeColor="accent1" w:themeShade="BF"/>
@@ -1274,7 +1084,7 @@
     <w:uiPriority w:val="9"/>
     <w:rsid w:val="00FC693F"/>
     <w:rPr>
-      <w:rFonts w:asciiTheme="majorHAnsi" w:eastAsiaTheme="majorEastAsia" w:hAnsiTheme="majorHAnsi" w:cstheme="majorBidi"/>
+      <w:rFonts/>
       <w:b/>
       <w:bCs/>
       <w:color w:val="4F81BD" w:themeColor="accent1"/>
@@ -1289,7 +1099,7 @@
     <w:uiPriority w:val="9"/>
     <w:rsid w:val="00FC693F"/>
     <w:rPr>
-      <w:rFonts w:asciiTheme="majorHAnsi" w:eastAsiaTheme="majorEastAsia" w:hAnsiTheme="majorHAnsi" w:cstheme="majorBidi"/>
+      <w:rFonts/>
       <w:b/>
       <w:bCs/>
       <w:color w:val="4F81BD" w:themeColor="accent1"/>
@@ -1304,19 +1114,17 @@
     <w:qFormat/>
     <w:rsid w:val="00FC693F"/>
     <w:pPr>
-      <w:pBdr>
-        <w:bottom w:val="single" w:sz="8" w:space="4" w:color="4F81BD" w:themeColor="accent1"/>
-      </w:pBdr>
-      <w:spacing w:after="300" w:line="240" w:lineRule="auto"/>
+      <w:spacing w:after="120" w:line="259" w:lineRule="auto"/>
       <w:contextualSpacing/>
     </w:pPr>
     <w:rPr>
-      <w:rFonts w:asciiTheme="majorHAnsi" w:eastAsiaTheme="majorEastAsia" w:hAnsiTheme="majorHAnsi" w:cstheme="majorBidi"/>
-      <w:color w:val="17365D" w:themeColor="text2" w:themeShade="BF"/>
+      <w:rFonts w:ascii="Times New Roman" w:hAnsi="Times New Roman"/>
+      <w:color w:val="000000"/>
       <w:spacing w:val="5"/>
       <w:kern w:val="28"/>
-      <w:sz w:val="52"/>
+      <w:sz w:val="40"/>
       <w:szCs w:val="52"/>
+      <w:lang w:val="ru-RU"/>
     </w:rPr>
   </w:style>
   <w:style w:type="character" w:customStyle="1" w:styleId="TitleChar">
@@ -1326,7 +1134,7 @@
     <w:uiPriority w:val="10"/>
     <w:rsid w:val="00FC693F"/>
     <w:rPr>
-      <w:rFonts w:asciiTheme="majorHAnsi" w:eastAsiaTheme="majorEastAsia" w:hAnsiTheme="majorHAnsi" w:cstheme="majorBidi"/>
+      <w:rFonts/>
       <w:color w:val="17365D" w:themeColor="text2" w:themeShade="BF"/>
       <w:spacing w:val="5"/>
       <w:kern w:val="28"/>
@@ -1348,7 +1156,7 @@
       </w:numPr>
     </w:pPr>
     <w:rPr>
-      <w:rFonts w:asciiTheme="majorHAnsi" w:eastAsiaTheme="majorEastAsia" w:hAnsiTheme="majorHAnsi" w:cstheme="majorBidi"/>
+      <w:rFonts/>
       <w:i/>
       <w:iCs/>
       <w:color w:val="4F81BD" w:themeColor="accent1"/>
@@ -1364,7 +1172,7 @@
     <w:uiPriority w:val="11"/>
     <w:rsid w:val="00FC693F"/>
     <w:rPr>
-      <w:rFonts w:asciiTheme="majorHAnsi" w:eastAsiaTheme="majorEastAsia" w:hAnsiTheme="majorHAnsi" w:cstheme="majorBidi"/>
+      <w:rFonts/>
       <w:i/>
       <w:iCs/>
       <w:color w:val="4F81BD" w:themeColor="accent1"/>
@@ -1489,8 +1297,15 @@
       <w:numPr>
         <w:numId w:val="1"/>
       </w:numPr>
+      <w:spacing w:after="120" w:line="259" w:lineRule="auto"/>
       <w:contextualSpacing/>
     </w:pPr>
+    <w:rPr>
+      <w:rFonts w:ascii="Times New Roman" w:hAnsi="Times New Roman"/>
+      <w:color w:val="000000"/>
+      <w:sz w:val="24"/>
+      <w:lang w:val="ru-RU"/>
+    </w:rPr>
   </w:style>
   <w:style w:type="paragraph" w:styleId="ListBullet2">
     <w:name w:val="List Bullet 2"/>
@@ -1662,7 +1477,7 @@
     <w:semiHidden/>
     <w:rsid w:val="00FC693F"/>
     <w:rPr>
-      <w:rFonts w:asciiTheme="majorHAnsi" w:eastAsiaTheme="majorEastAsia" w:hAnsiTheme="majorHAnsi" w:cstheme="majorBidi"/>
+      <w:rFonts/>
       <w:b/>
       <w:bCs/>
       <w:i/>
@@ -1678,7 +1493,7 @@
     <w:semiHidden/>
     <w:rsid w:val="00FC693F"/>
     <w:rPr>
-      <w:rFonts w:asciiTheme="majorHAnsi" w:eastAsiaTheme="majorEastAsia" w:hAnsiTheme="majorHAnsi" w:cstheme="majorBidi"/>
+      <w:rFonts/>
       <w:color w:val="243F60" w:themeColor="accent1" w:themeShade="7F"/>
     </w:rPr>
   </w:style>
@@ -1690,7 +1505,7 @@
     <w:semiHidden/>
     <w:rsid w:val="00FC693F"/>
     <w:rPr>
-      <w:rFonts w:asciiTheme="majorHAnsi" w:eastAsiaTheme="majorEastAsia" w:hAnsiTheme="majorHAnsi" w:cstheme="majorBidi"/>
+      <w:rFonts/>
       <w:i/>
       <w:iCs/>
       <w:color w:val="243F60" w:themeColor="accent1" w:themeShade="7F"/>
@@ -1704,7 +1519,7 @@
     <w:semiHidden/>
     <w:rsid w:val="00FC693F"/>
     <w:rPr>
-      <w:rFonts w:asciiTheme="majorHAnsi" w:eastAsiaTheme="majorEastAsia" w:hAnsiTheme="majorHAnsi" w:cstheme="majorBidi"/>
+      <w:rFonts/>
       <w:i/>
       <w:iCs/>
       <w:color w:val="404040" w:themeColor="text1" w:themeTint="BF"/>
@@ -1718,7 +1533,7 @@
     <w:semiHidden/>
     <w:rsid w:val="00FC693F"/>
     <w:rPr>
-      <w:rFonts w:asciiTheme="majorHAnsi" w:eastAsiaTheme="majorEastAsia" w:hAnsiTheme="majorHAnsi" w:cstheme="majorBidi"/>
+      <w:rFonts/>
       <w:color w:val="4F81BD" w:themeColor="accent1"/>
       <w:sz w:val="20"/>
       <w:szCs w:val="20"/>
@@ -1732,7 +1547,7 @@
     <w:semiHidden/>
     <w:rsid w:val="00FC693F"/>
     <w:rPr>
-      <w:rFonts w:asciiTheme="majorHAnsi" w:eastAsiaTheme="majorEastAsia" w:hAnsiTheme="majorHAnsi" w:cstheme="majorBidi"/>
+      <w:rFonts/>
       <w:i/>
       <w:iCs/>
       <w:color w:val="404040" w:themeColor="text1" w:themeTint="BF"/>
@@ -1791,9 +1606,6 @@
     <w:qFormat/>
     <w:rsid w:val="00FC693F"/>
     <w:pPr>
-      <w:pBdr>
-        <w:bottom w:val="single" w:sz="4" w:space="4" w:color="4F81BD" w:themeColor="accent1"/>
-      </w:pBdr>
       <w:spacing w:before="200" w:after="280"/>
       <w:ind w:left="936" w:right="936"/>
     </w:pPr>
@@ -3321,7 +3133,7 @@
         <w:spacing w:before="0" w:after="0" w:line="240" w:lineRule="auto"/>
       </w:pPr>
       <w:rPr>
-        <w:rFonts w:asciiTheme="majorHAnsi" w:eastAsiaTheme="majorEastAsia" w:hAnsiTheme="majorHAnsi" w:cstheme="majorBidi"/>
+        <w:rFonts/>
         <w:b/>
         <w:bCs/>
       </w:rPr>
@@ -3342,7 +3154,7 @@
         <w:spacing w:before="0" w:after="0" w:line="240" w:lineRule="auto"/>
       </w:pPr>
       <w:rPr>
-        <w:rFonts w:asciiTheme="majorHAnsi" w:eastAsiaTheme="majorEastAsia" w:hAnsiTheme="majorHAnsi" w:cstheme="majorBidi"/>
+        <w:rFonts/>
         <w:b/>
         <w:bCs/>
       </w:rPr>
@@ -3360,14 +3172,14 @@
     </w:tblStylePr>
     <w:tblStylePr w:type="firstCol">
       <w:rPr>
-        <w:rFonts w:asciiTheme="majorHAnsi" w:eastAsiaTheme="majorEastAsia" w:hAnsiTheme="majorHAnsi" w:cstheme="majorBidi"/>
+        <w:rFonts/>
         <w:b/>
         <w:bCs/>
       </w:rPr>
     </w:tblStylePr>
     <w:tblStylePr w:type="lastCol">
       <w:rPr>
-        <w:rFonts w:asciiTheme="majorHAnsi" w:eastAsiaTheme="majorEastAsia" w:hAnsiTheme="majorHAnsi" w:cstheme="majorBidi"/>
+        <w:rFonts/>
         <w:b/>
         <w:bCs/>
       </w:rPr>
@@ -3451,7 +3263,7 @@
         <w:spacing w:before="0" w:after="0" w:line="240" w:lineRule="auto"/>
       </w:pPr>
       <w:rPr>
-        <w:rFonts w:asciiTheme="majorHAnsi" w:eastAsiaTheme="majorEastAsia" w:hAnsiTheme="majorHAnsi" w:cstheme="majorBidi"/>
+        <w:rFonts/>
         <w:b/>
         <w:bCs/>
       </w:rPr>
@@ -3472,7 +3284,7 @@
         <w:spacing w:before="0" w:after="0" w:line="240" w:lineRule="auto"/>
       </w:pPr>
       <w:rPr>
-        <w:rFonts w:asciiTheme="majorHAnsi" w:eastAsiaTheme="majorEastAsia" w:hAnsiTheme="majorHAnsi" w:cstheme="majorBidi"/>
+        <w:rFonts/>
         <w:b/>
         <w:bCs/>
       </w:rPr>
@@ -3490,14 +3302,14 @@
     </w:tblStylePr>
     <w:tblStylePr w:type="firstCol">
       <w:rPr>
-        <w:rFonts w:asciiTheme="majorHAnsi" w:eastAsiaTheme="majorEastAsia" w:hAnsiTheme="majorHAnsi" w:cstheme="majorBidi"/>
+        <w:rFonts/>
         <w:b/>
         <w:bCs/>
       </w:rPr>
     </w:tblStylePr>
     <w:tblStylePr w:type="lastCol">
       <w:rPr>
-        <w:rFonts w:asciiTheme="majorHAnsi" w:eastAsiaTheme="majorEastAsia" w:hAnsiTheme="majorHAnsi" w:cstheme="majorBidi"/>
+        <w:rFonts/>
         <w:b/>
         <w:bCs/>
       </w:rPr>
@@ -3581,7 +3393,7 @@
         <w:spacing w:before="0" w:after="0" w:line="240" w:lineRule="auto"/>
       </w:pPr>
       <w:rPr>
-        <w:rFonts w:asciiTheme="majorHAnsi" w:eastAsiaTheme="majorEastAsia" w:hAnsiTheme="majorHAnsi" w:cstheme="majorBidi"/>
+        <w:rFonts/>
         <w:b/>
         <w:bCs/>
       </w:rPr>
@@ -3602,7 +3414,7 @@
         <w:spacing w:before="0" w:after="0" w:line="240" w:lineRule="auto"/>
       </w:pPr>
       <w:rPr>
-        <w:rFonts w:asciiTheme="majorHAnsi" w:eastAsiaTheme="majorEastAsia" w:hAnsiTheme="majorHAnsi" w:cstheme="majorBidi"/>
+        <w:rFonts/>
         <w:b/>
         <w:bCs/>
       </w:rPr>
@@ -3620,14 +3432,14 @@
     </w:tblStylePr>
     <w:tblStylePr w:type="firstCol">
       <w:rPr>
-        <w:rFonts w:asciiTheme="majorHAnsi" w:eastAsiaTheme="majorEastAsia" w:hAnsiTheme="majorHAnsi" w:cstheme="majorBidi"/>
+        <w:rFonts/>
         <w:b/>
         <w:bCs/>
       </w:rPr>
     </w:tblStylePr>
     <w:tblStylePr w:type="lastCol">
       <w:rPr>
-        <w:rFonts w:asciiTheme="majorHAnsi" w:eastAsiaTheme="majorEastAsia" w:hAnsiTheme="majorHAnsi" w:cstheme="majorBidi"/>
+        <w:rFonts/>
         <w:b/>
         <w:bCs/>
       </w:rPr>
@@ -3711,7 +3523,7 @@
         <w:spacing w:before="0" w:after="0" w:line="240" w:lineRule="auto"/>
       </w:pPr>
       <w:rPr>
-        <w:rFonts w:asciiTheme="majorHAnsi" w:eastAsiaTheme="majorEastAsia" w:hAnsiTheme="majorHAnsi" w:cstheme="majorBidi"/>
+        <w:rFonts/>
         <w:b/>
         <w:bCs/>
       </w:rPr>
@@ -3732,7 +3544,7 @@
         <w:spacing w:before="0" w:after="0" w:line="240" w:lineRule="auto"/>
       </w:pPr>
       <w:rPr>
-        <w:rFonts w:asciiTheme="majorHAnsi" w:eastAsiaTheme="majorEastAsia" w:hAnsiTheme="majorHAnsi" w:cstheme="majorBidi"/>
+        <w:rFonts/>
         <w:b/>
         <w:bCs/>
       </w:rPr>
@@ -3750,14 +3562,14 @@
     </w:tblStylePr>
     <w:tblStylePr w:type="firstCol">
       <w:rPr>
-        <w:rFonts w:asciiTheme="majorHAnsi" w:eastAsiaTheme="majorEastAsia" w:hAnsiTheme="majorHAnsi" w:cstheme="majorBidi"/>
+        <w:rFonts/>
         <w:b/>
         <w:bCs/>
       </w:rPr>
     </w:tblStylePr>
     <w:tblStylePr w:type="lastCol">
       <w:rPr>
-        <w:rFonts w:asciiTheme="majorHAnsi" w:eastAsiaTheme="majorEastAsia" w:hAnsiTheme="majorHAnsi" w:cstheme="majorBidi"/>
+        <w:rFonts/>
         <w:b/>
         <w:bCs/>
       </w:rPr>
@@ -3841,7 +3653,7 @@
         <w:spacing w:before="0" w:after="0" w:line="240" w:lineRule="auto"/>
       </w:pPr>
       <w:rPr>
-        <w:rFonts w:asciiTheme="majorHAnsi" w:eastAsiaTheme="majorEastAsia" w:hAnsiTheme="majorHAnsi" w:cstheme="majorBidi"/>
+        <w:rFonts/>
         <w:b/>
         <w:bCs/>
       </w:rPr>
@@ -3862,7 +3674,7 @@
         <w:spacing w:before="0" w:after="0" w:line="240" w:lineRule="auto"/>
       </w:pPr>
       <w:rPr>
-        <w:rFonts w:asciiTheme="majorHAnsi" w:eastAsiaTheme="majorEastAsia" w:hAnsiTheme="majorHAnsi" w:cstheme="majorBidi"/>
+        <w:rFonts/>
         <w:b/>
         <w:bCs/>
       </w:rPr>
@@ -3880,14 +3692,14 @@
     </w:tblStylePr>
     <w:tblStylePr w:type="firstCol">
       <w:rPr>
-        <w:rFonts w:asciiTheme="majorHAnsi" w:eastAsiaTheme="majorEastAsia" w:hAnsiTheme="majorHAnsi" w:cstheme="majorBidi"/>
+        <w:rFonts/>
         <w:b/>
         <w:bCs/>
       </w:rPr>
     </w:tblStylePr>
     <w:tblStylePr w:type="lastCol">
       <w:rPr>
-        <w:rFonts w:asciiTheme="majorHAnsi" w:eastAsiaTheme="majorEastAsia" w:hAnsiTheme="majorHAnsi" w:cstheme="majorBidi"/>
+        <w:rFonts/>
         <w:b/>
         <w:bCs/>
       </w:rPr>
@@ -3971,7 +3783,7 @@
         <w:spacing w:before="0" w:after="0" w:line="240" w:lineRule="auto"/>
       </w:pPr>
       <w:rPr>
-        <w:rFonts w:asciiTheme="majorHAnsi" w:eastAsiaTheme="majorEastAsia" w:hAnsiTheme="majorHAnsi" w:cstheme="majorBidi"/>
+        <w:rFonts/>
         <w:b/>
         <w:bCs/>
       </w:rPr>
@@ -3992,7 +3804,7 @@
         <w:spacing w:before="0" w:after="0" w:line="240" w:lineRule="auto"/>
       </w:pPr>
       <w:rPr>
-        <w:rFonts w:asciiTheme="majorHAnsi" w:eastAsiaTheme="majorEastAsia" w:hAnsiTheme="majorHAnsi" w:cstheme="majorBidi"/>
+        <w:rFonts/>
         <w:b/>
         <w:bCs/>
       </w:rPr>
@@ -4010,14 +3822,14 @@
     </w:tblStylePr>
     <w:tblStylePr w:type="firstCol">
       <w:rPr>
-        <w:rFonts w:asciiTheme="majorHAnsi" w:eastAsiaTheme="majorEastAsia" w:hAnsiTheme="majorHAnsi" w:cstheme="majorBidi"/>
+        <w:rFonts/>
         <w:b/>
         <w:bCs/>
       </w:rPr>
     </w:tblStylePr>
     <w:tblStylePr w:type="lastCol">
       <w:rPr>
-        <w:rFonts w:asciiTheme="majorHAnsi" w:eastAsiaTheme="majorEastAsia" w:hAnsiTheme="majorHAnsi" w:cstheme="majorBidi"/>
+        <w:rFonts/>
         <w:b/>
         <w:bCs/>
       </w:rPr>
@@ -4101,7 +3913,7 @@
         <w:spacing w:before="0" w:after="0" w:line="240" w:lineRule="auto"/>
       </w:pPr>
       <w:rPr>
-        <w:rFonts w:asciiTheme="majorHAnsi" w:eastAsiaTheme="majorEastAsia" w:hAnsiTheme="majorHAnsi" w:cstheme="majorBidi"/>
+        <w:rFonts/>
         <w:b/>
         <w:bCs/>
       </w:rPr>
@@ -4122,7 +3934,7 @@
         <w:spacing w:before="0" w:after="0" w:line="240" w:lineRule="auto"/>
       </w:pPr>
       <w:rPr>
-        <w:rFonts w:asciiTheme="majorHAnsi" w:eastAsiaTheme="majorEastAsia" w:hAnsiTheme="majorHAnsi" w:cstheme="majorBidi"/>
+        <w:rFonts/>
         <w:b/>
         <w:bCs/>
       </w:rPr>
@@ -4140,14 +3952,14 @@
     </w:tblStylePr>
     <w:tblStylePr w:type="firstCol">
       <w:rPr>
-        <w:rFonts w:asciiTheme="majorHAnsi" w:eastAsiaTheme="majorEastAsia" w:hAnsiTheme="majorHAnsi" w:cstheme="majorBidi"/>
+        <w:rFonts/>
         <w:b/>
         <w:bCs/>
       </w:rPr>
     </w:tblStylePr>
     <w:tblStylePr w:type="lastCol">
       <w:rPr>
-        <w:rFonts w:asciiTheme="majorHAnsi" w:eastAsiaTheme="majorEastAsia" w:hAnsiTheme="majorHAnsi" w:cstheme="majorBidi"/>
+        <w:rFonts/>
         <w:b/>
         <w:bCs/>
       </w:rPr>
@@ -6012,7 +5824,7 @@
     </w:tblPr>
     <w:tblStylePr w:type="firstRow">
       <w:rPr>
-        <w:rFonts w:asciiTheme="majorHAnsi" w:eastAsiaTheme="majorEastAsia" w:hAnsiTheme="majorHAnsi" w:cstheme="majorBidi"/>
+        <w:rFonts/>
       </w:rPr>
       <w:tblPr/>
       <w:tcPr>
@@ -6096,7 +5908,7 @@
     </w:tblPr>
     <w:tblStylePr w:type="firstRow">
       <w:rPr>
-        <w:rFonts w:asciiTheme="majorHAnsi" w:eastAsiaTheme="majorEastAsia" w:hAnsiTheme="majorHAnsi" w:cstheme="majorBidi"/>
+        <w:rFonts/>
       </w:rPr>
       <w:tblPr/>
       <w:tcPr>
@@ -6180,7 +5992,7 @@
     </w:tblPr>
     <w:tblStylePr w:type="firstRow">
       <w:rPr>
-        <w:rFonts w:asciiTheme="majorHAnsi" w:eastAsiaTheme="majorEastAsia" w:hAnsiTheme="majorHAnsi" w:cstheme="majorBidi"/>
+        <w:rFonts/>
       </w:rPr>
       <w:tblPr/>
       <w:tcPr>
@@ -6264,7 +6076,7 @@
     </w:tblPr>
     <w:tblStylePr w:type="firstRow">
       <w:rPr>
-        <w:rFonts w:asciiTheme="majorHAnsi" w:eastAsiaTheme="majorEastAsia" w:hAnsiTheme="majorHAnsi" w:cstheme="majorBidi"/>
+        <w:rFonts/>
       </w:rPr>
       <w:tblPr/>
       <w:tcPr>
@@ -6348,7 +6160,7 @@
     </w:tblPr>
     <w:tblStylePr w:type="firstRow">
       <w:rPr>
-        <w:rFonts w:asciiTheme="majorHAnsi" w:eastAsiaTheme="majorEastAsia" w:hAnsiTheme="majorHAnsi" w:cstheme="majorBidi"/>
+        <w:rFonts/>
       </w:rPr>
       <w:tblPr/>
       <w:tcPr>
@@ -6432,7 +6244,7 @@
     </w:tblPr>
     <w:tblStylePr w:type="firstRow">
       <w:rPr>
-        <w:rFonts w:asciiTheme="majorHAnsi" w:eastAsiaTheme="majorEastAsia" w:hAnsiTheme="majorHAnsi" w:cstheme="majorBidi"/>
+        <w:rFonts/>
       </w:rPr>
       <w:tblPr/>
       <w:tcPr>
@@ -6516,7 +6328,7 @@
     </w:tblPr>
     <w:tblStylePr w:type="firstRow">
       <w:rPr>
-        <w:rFonts w:asciiTheme="majorHAnsi" w:eastAsiaTheme="majorEastAsia" w:hAnsiTheme="majorHAnsi" w:cstheme="majorBidi"/>
+        <w:rFonts/>
       </w:rPr>
       <w:tblPr/>
       <w:tcPr>
@@ -6581,7 +6393,7 @@
       <w:spacing w:after="0" w:line="240" w:lineRule="auto"/>
     </w:pPr>
     <w:rPr>
-      <w:rFonts w:asciiTheme="majorHAnsi" w:eastAsiaTheme="majorEastAsia" w:hAnsiTheme="majorHAnsi" w:cstheme="majorBidi"/>
+      <w:rFonts/>
       <w:color w:val="000000" w:themeColor="text1"/>
     </w:rPr>
     <w:tblPr>
@@ -6709,7 +6521,7 @@
       <w:spacing w:after="0" w:line="240" w:lineRule="auto"/>
     </w:pPr>
     <w:rPr>
-      <w:rFonts w:asciiTheme="majorHAnsi" w:eastAsiaTheme="majorEastAsia" w:hAnsiTheme="majorHAnsi" w:cstheme="majorBidi"/>
+      <w:rFonts/>
       <w:color w:val="000000" w:themeColor="text1"/>
     </w:rPr>
     <w:tblPr>
@@ -6837,7 +6649,7 @@
       <w:spacing w:after="0" w:line="240" w:lineRule="auto"/>
     </w:pPr>
     <w:rPr>
-      <w:rFonts w:asciiTheme="majorHAnsi" w:eastAsiaTheme="majorEastAsia" w:hAnsiTheme="majorHAnsi" w:cstheme="majorBidi"/>
+      <w:rFonts/>
       <w:color w:val="000000" w:themeColor="text1"/>
     </w:rPr>
     <w:tblPr>
@@ -6965,7 +6777,7 @@
       <w:spacing w:after="0" w:line="240" w:lineRule="auto"/>
     </w:pPr>
     <w:rPr>
-      <w:rFonts w:asciiTheme="majorHAnsi" w:eastAsiaTheme="majorEastAsia" w:hAnsiTheme="majorHAnsi" w:cstheme="majorBidi"/>
+      <w:rFonts/>
       <w:color w:val="000000" w:themeColor="text1"/>
     </w:rPr>
     <w:tblPr>
@@ -7093,7 +6905,7 @@
       <w:spacing w:after="0" w:line="240" w:lineRule="auto"/>
     </w:pPr>
     <w:rPr>
-      <w:rFonts w:asciiTheme="majorHAnsi" w:eastAsiaTheme="majorEastAsia" w:hAnsiTheme="majorHAnsi" w:cstheme="majorBidi"/>
+      <w:rFonts/>
       <w:color w:val="000000" w:themeColor="text1"/>
     </w:rPr>
     <w:tblPr>
@@ -7221,7 +7033,7 @@
       <w:spacing w:after="0" w:line="240" w:lineRule="auto"/>
     </w:pPr>
     <w:rPr>
-      <w:rFonts w:asciiTheme="majorHAnsi" w:eastAsiaTheme="majorEastAsia" w:hAnsiTheme="majorHAnsi" w:cstheme="majorBidi"/>
+      <w:rFonts/>
       <w:color w:val="000000" w:themeColor="text1"/>
     </w:rPr>
     <w:tblPr>
@@ -7349,7 +7161,7 @@
       <w:spacing w:after="0" w:line="240" w:lineRule="auto"/>
     </w:pPr>
     <w:rPr>
-      <w:rFonts w:asciiTheme="majorHAnsi" w:eastAsiaTheme="majorEastAsia" w:hAnsiTheme="majorHAnsi" w:cstheme="majorBidi"/>
+      <w:rFonts/>
       <w:color w:val="000000" w:themeColor="text1"/>
     </w:rPr>
     <w:tblPr>
@@ -7988,7 +7800,7 @@
       <w:spacing w:after="0" w:line="240" w:lineRule="auto"/>
     </w:pPr>
     <w:rPr>
-      <w:rFonts w:asciiTheme="majorHAnsi" w:eastAsiaTheme="majorEastAsia" w:hAnsiTheme="majorHAnsi" w:cstheme="majorBidi"/>
+      <w:rFonts/>
       <w:color w:val="000000" w:themeColor="text1"/>
     </w:rPr>
     <w:tblPr>
@@ -8113,7 +7925,7 @@
       <w:spacing w:after="0" w:line="240" w:lineRule="auto"/>
     </w:pPr>
     <w:rPr>
-      <w:rFonts w:asciiTheme="majorHAnsi" w:eastAsiaTheme="majorEastAsia" w:hAnsiTheme="majorHAnsi" w:cstheme="majorBidi"/>
+      <w:rFonts/>
       <w:color w:val="000000" w:themeColor="text1"/>
     </w:rPr>
     <w:tblPr>
@@ -8238,7 +8050,7 @@
       <w:spacing w:after="0" w:line="240" w:lineRule="auto"/>
     </w:pPr>
     <w:rPr>
-      <w:rFonts w:asciiTheme="majorHAnsi" w:eastAsiaTheme="majorEastAsia" w:hAnsiTheme="majorHAnsi" w:cstheme="majorBidi"/>
+      <w:rFonts/>
       <w:color w:val="000000" w:themeColor="text1"/>
     </w:rPr>
     <w:tblPr>
@@ -8363,7 +8175,7 @@
       <w:spacing w:after="0" w:line="240" w:lineRule="auto"/>
     </w:pPr>
     <w:rPr>
-      <w:rFonts w:asciiTheme="majorHAnsi" w:eastAsiaTheme="majorEastAsia" w:hAnsiTheme="majorHAnsi" w:cstheme="majorBidi"/>
+      <w:rFonts/>
       <w:color w:val="000000" w:themeColor="text1"/>
     </w:rPr>
     <w:tblPr>
@@ -8488,7 +8300,7 @@
       <w:spacing w:after="0" w:line="240" w:lineRule="auto"/>
     </w:pPr>
     <w:rPr>
-      <w:rFonts w:asciiTheme="majorHAnsi" w:eastAsiaTheme="majorEastAsia" w:hAnsiTheme="majorHAnsi" w:cstheme="majorBidi"/>
+      <w:rFonts/>
       <w:color w:val="000000" w:themeColor="text1"/>
     </w:rPr>
     <w:tblPr>
@@ -8613,7 +8425,7 @@
       <w:spacing w:after="0" w:line="240" w:lineRule="auto"/>
     </w:pPr>
     <w:rPr>
-      <w:rFonts w:asciiTheme="majorHAnsi" w:eastAsiaTheme="majorEastAsia" w:hAnsiTheme="majorHAnsi" w:cstheme="majorBidi"/>
+      <w:rFonts/>
       <w:color w:val="000000" w:themeColor="text1"/>
     </w:rPr>
     <w:tblPr>
@@ -8738,7 +8550,7 @@
       <w:spacing w:after="0" w:line="240" w:lineRule="auto"/>
     </w:pPr>
     <w:rPr>
-      <w:rFonts w:asciiTheme="majorHAnsi" w:eastAsiaTheme="majorEastAsia" w:hAnsiTheme="majorHAnsi" w:cstheme="majorBidi"/>
+      <w:rFonts/>
       <w:color w:val="000000" w:themeColor="text1"/>
     </w:rPr>
     <w:tblPr>
